--- a/klagomål/A 22839-2025 FSC-klagomål.docx
+++ b/klagomål/A 22839-2025 FSC-klagomål.docx
@@ -163,7 +163,7 @@
         <w:pStyle w:val="Title"/>
       </w:pPr>
       <w:r>
-        <w:t>Inledande FSC- /PEFC-klagomål – information om höga naturvärden i avverkningsanmälan A 22839-2025 i Flens kommun</w:t>
+        <w:t>Inledande FSC- /PEFC-klagomål – information om höga naturvärden och fridlysta arter i avverkningsanmälan A 22839-2025 i Flens kommun</w:t>
       </w:r>
     </w:p>
     <w:p>
@@ -178,7 +178,7 @@
       <w:r>
         <w:drawing>
           <wp:inline xmlns:a="http://schemas.openxmlformats.org/drawingml/2006/main" xmlns:pic="http://schemas.openxmlformats.org/drawingml/2006/picture">
-            <wp:extent cx="5486400" cy="5497736"/>
+            <wp:extent cx="5486400" cy="5447091"/>
             <wp:docPr id="1" name="Picture 1"/>
             <wp:cNvGraphicFramePr>
               <a:graphicFrameLocks noChangeAspect="1"/>
@@ -199,7 +199,7 @@
                   <pic:spPr>
                     <a:xfrm>
                       <a:off x="0" y="0"/>
-                      <a:ext cx="5486400" cy="5497736"/>
+                      <a:ext cx="5486400" cy="5447091"/>
                     </a:xfrm>
                     <a:prstGeom prst="rect"/>
                   </pic:spPr>
@@ -221,7 +221,7 @@
     </w:p>
     <w:p>
       <w:r>
-        <w:t>Inom 22 meter från avverkningsanmälan finns fynd av 1 naturvårdsarter, varav 1 är typisk (T): ekbräken (T). Se Figur 1.</w:t>
+        <w:t>Inom 22 meter från avverkningsanmälan finns fynd av 3 naturvårdsarter, varav 1 är fridlyst och 3 är typiska (T): blåsippa (T, §9), ekbräken (T) och missne (T). Se Figur 1.</w:t>
       </w:r>
     </w:p>
     <w:p>
@@ -252,6 +252,35 @@
         <w:rPr>
           <w:b/>
         </w:rPr>
+        <w:t>Blåsippa (§9)</w:t>
+      </w:r>
+      <w:r>
+        <w:t xml:space="preserve"> är typisk art för </w:t>
+      </w:r>
+      <w:r>
+        <w:rPr>
+          <w:i/>
+        </w:rPr>
+        <w:t>9050 Näringsrik granskog, 9020 Nordlig ädellövskog</w:t>
+      </w:r>
+      <w:r>
+        <w:t xml:space="preserve"> och </w:t>
+      </w:r>
+      <w:r>
+        <w:rPr>
+          <w:i/>
+        </w:rPr>
+        <w:t>8240 Karsthällmarker</w:t>
+      </w:r>
+      <w:r>
+        <w:t xml:space="preserve"> (SLU Artdatabanken, 2025).</w:t>
+      </w:r>
+    </w:p>
+    <w:p>
+      <w:r>
+        <w:rPr>
+          <w:b/>
+        </w:rPr>
         <w:t xml:space="preserve">Ekbräken </w:t>
       </w:r>
       <w:r>
@@ -265,6 +294,26 @@
       </w:r>
       <w:r>
         <w:t xml:space="preserve"> (SLU Artdatabanken, 2025).</w:t>
+      </w:r>
+    </w:p>
+    <w:p>
+      <w:r>
+        <w:rPr>
+          <w:b/>
+        </w:rPr>
+        <w:t>Missne</w:t>
+      </w:r>
+      <w:r>
+        <w:t xml:space="preserve"> är typisk art för </w:t>
+      </w:r>
+      <w:r>
+        <w:rPr>
+          <w:i/>
+        </w:rPr>
+        <w:t xml:space="preserve">9750 Svämlövskog, 9080 Lövsumpskog och 9760 Svämädellövskog </w:t>
+      </w:r>
+      <w:r>
+        <w:t>(SLU Artdatabanken, 2025).</w:t>
       </w:r>
     </w:p>
     <w:p>
@@ -357,7 +406,7 @@
         <w:rPr>
           <w:i/>
         </w:rPr>
-        <w:t>I det avverkningsanmälda skogsområdet har 1 naturvårdsarter varav 0 rödlistade arter sina livsmiljöer och växtplatser.</w:t>
+        <w:t>I det avverkningsanmälda skogsområdet har 3 naturvårdsarter varav 0 rödlistade arter sina livsmiljöer och växtplatser.</w:t>
       </w:r>
     </w:p>
     <w:p>
@@ -672,7 +721,7 @@
     <w:r>
       <w:tab/>
       <w:tab/>
-      <w:t>2026-09-10</w:t>
+      <w:t>2026-09-11</w:t>
       <w:br/>
       <w:br/>
     </w:r>

--- a/klagomål/A 22839-2025 FSC-klagomål.docx
+++ b/klagomål/A 22839-2025 FSC-klagomål.docx
@@ -721,7 +721,7 @@
     <w:r>
       <w:tab/>
       <w:tab/>
-      <w:t>2026-09-11</w:t>
+      <w:t>2026-09-12</w:t>
       <w:br/>
       <w:br/>
     </w:r>
